--- a/Моделирование/УИР 2/P3332_Антипин_УИР2.docx
+++ b/Моделирование/УИР 2/P3332_Антипин_УИР2.docx
@@ -3561,7 +3561,6 @@
           <w:rFonts w:ascii="Times New Roman" w:hAnsi="Times New Roman" w:cs="Times New Roman"/>
           <w:sz w:val="28"/>
           <w:szCs w:val="28"/>
-          <w:lang w:val="en-US"/>
         </w:rPr>
       </w:pPr>
       <w:r>
@@ -9910,27 +9909,20 @@
               <w:t>L_q1 = Σ π_{</w:t>
             </w:r>
             <w:proofErr w:type="spellStart"/>
-            <w:proofErr w:type="gramStart"/>
             <w:r>
               <w:t>i,j</w:t>
             </w:r>
             <w:proofErr w:type="spellEnd"/>
-            <w:proofErr w:type="gramEnd"/>
             <w:r>
               <w:t xml:space="preserve">} · </w:t>
             </w:r>
             <w:proofErr w:type="spellStart"/>
-            <w:proofErr w:type="gramStart"/>
             <w:r>
               <w:t>max</w:t>
             </w:r>
             <w:proofErr w:type="spellEnd"/>
             <w:r>
-              <w:t>(</w:t>
-            </w:r>
-            <w:proofErr w:type="gramEnd"/>
-            <w:r>
-              <w:t>i−1, 0)</w:t>
+              <w:t>(i−1, 0)</w:t>
             </w:r>
           </w:p>
         </w:tc>
@@ -9971,27 +9963,20 @@
               <w:t>L_q2 = Σ π_{</w:t>
             </w:r>
             <w:proofErr w:type="spellStart"/>
-            <w:proofErr w:type="gramStart"/>
             <w:r>
               <w:t>i,j</w:t>
             </w:r>
             <w:proofErr w:type="spellEnd"/>
-            <w:proofErr w:type="gramEnd"/>
             <w:r>
               <w:t xml:space="preserve">} · </w:t>
             </w:r>
             <w:proofErr w:type="spellStart"/>
-            <w:proofErr w:type="gramStart"/>
             <w:r>
               <w:t>max</w:t>
             </w:r>
             <w:proofErr w:type="spellEnd"/>
             <w:r>
-              <w:t>(</w:t>
-            </w:r>
-            <w:proofErr w:type="gramEnd"/>
-            <w:r>
-              <w:t>j−1, 0)</w:t>
+              <w:t>(j−1, 0)</w:t>
             </w:r>
           </w:p>
         </w:tc>
@@ -10145,12 +10130,10 @@
               <w:t>L = Σ π_{</w:t>
             </w:r>
             <w:proofErr w:type="spellStart"/>
-            <w:proofErr w:type="gramStart"/>
             <w:r>
               <w:t>i,j</w:t>
             </w:r>
             <w:proofErr w:type="spellEnd"/>
-            <w:proofErr w:type="gramEnd"/>
             <w:r>
               <w:t>} · (i + j)</w:t>
             </w:r>
@@ -10710,6 +10693,9 @@
         <w:t>Вывод</w:t>
       </w:r>
       <w:bookmarkEnd w:id="12"/>
+      <w:r>
+        <w:t>ы</w:t>
+      </w:r>
     </w:p>
     <w:p>
       <w:pPr>
